--- a/Cedar-Valley-Clinic-Full-Package.docx
+++ b/Cedar-Valley-Clinic-Full-Package.docx
@@ -74,17 +74,23 @@
       </w:r>
       <w:r>
         <w:rPr/>
-        <w:t xml:space="preserve"> A governed AI agent for a regulated environment, built in Microsoft Copilot Studio. It answers clinic policy questions from approved documents only, refuses medical advice, protects patient privacy, and was </w:t>
+        <w:t xml:space="preserve"> An AI governance prototype in a fictional clinic setting, built in Microsoft Copilot Studio. It answers clinic policy questions from approved documents, is configured to decline medical advice and requests for another patient's information, and was </w:t>
       </w:r>
       <w:r>
         <w:rPr>
           <w:b/>
         </w:rPr>
-        <w:t>proven with an adversarial evaluation set</w:t>
+        <w:t>tested with an adversarial evaluation set</w:t>
       </w:r>
       <w:r>
         <w:rPr/>
         <w:t>, not just demoed.</w:t>
+      </w:r>
+    </w:p>
+    <w:p>
+      <w:r>
+        <w:rPr/>
+        <w:t>An independent portfolio project, built outside my employment with a fictional clinic and synthetic documents.</w:t>
       </w:r>
     </w:p>
     <w:p>
@@ -179,13 +185,31 @@
       </w:r>
       <w:r>
         <w:rPr/>
-        <w:t xml:space="preserve"> clinical, medication, and other-patient questions, sends emergencies to 911 in its first sentence, and says "that isn't in my documents" instead of guessing. It was scored against a 12-case test set (6 adversarial), improved from the evidence, and re-scored: </w:t>
+        <w:t xml:space="preserve"> clinical, medication, and other-patient questions, puts "call 911" first in the tested emergency scenario, and says "that isn't in my documents" instead of guessing. It was scored against a 12-case test set (6 adversarial), improved from the evidence, and re-scored: </w:t>
       </w:r>
       <w:r>
         <w:rPr>
           <w:b/>
         </w:rPr>
         <w:t>11/11 on safe behaviour, with measured before/after gains.</w:t>
+      </w:r>
+      <w:r>
+        <w:t xml:space="preserve"> Twelve cases were submitted. Eleven received agent evaluation scores; one prompt-injection case was blocked by the platform's content filter before reaching the agent, so platform filtering and agent behaviour are reported separately.</w:t>
+      </w:r>
+    </w:p>
+    <w:p>
+      <w:pPr>
+        <w:pStyle w:val="Heading2"/>
+      </w:pPr>
+      <w:r>
+        <w:rPr/>
+        <w:t>My contribution</w:t>
+      </w:r>
+    </w:p>
+    <w:p>
+      <w:r>
+        <w:rPr/>
+        <w:t>I wrote the four fictional clinic policy documents and the agent's instructions, designed the 12-case test set (half of it adversarial) and the custom "Safe behavior" grader, ran and exported four evaluation runs, read the individual answers to find the two flaws the scores hid, changed only those and re-tested, audited the configuration (web search off), and published the agent to Microsoft 365 Copilot behind Entra sign-in. I used AI assistants for drafting and review support, and checked every result in the running agent.</w:t>
       </w:r>
     </w:p>
     <w:p>
@@ -511,6 +535,18 @@
       </w:r>
     </w:p>
     <w:p>
+      <w:r>
+        <w:rPr>
+          <w:b/>
+        </w:rPr>
+        <w:t>Prerequisites:</w:t>
+      </w:r>
+      <w:r>
+        <w:rPr/>
+        <w:t xml:space="preserve"> a Copilot Studio environment (a developer or trial environment works) and, for step 4, a Microsoft 365 tenant with Copilot or Teams.</w:t>
+      </w:r>
+    </w:p>
+    <w:p>
       <w:pPr>
         <w:ind w:left="360"/>
       </w:pPr>
@@ -646,6 +682,90 @@
       <w:r>
         <w:rPr/>
         <w:t xml:space="preserve"> channel to use it in M365 Copilot.</w:t>
+      </w:r>
+    </w:p>
+    <w:p>
+      <w:pPr>
+        <w:pStyle w:val="Heading2"/>
+      </w:pPr>
+      <w:r>
+        <w:rPr/>
+        <w:t>Known limitations</w:t>
+      </w:r>
+    </w:p>
+    <w:p>
+      <w:pPr>
+        <w:pStyle w:val="ListBullet"/>
+      </w:pPr>
+      <w:r>
+        <w:rPr>
+          <w:b/>
+        </w:rPr>
+        <w:t>A prototype, not a clinical system.</w:t>
+      </w:r>
+      <w:r>
+        <w:rPr/>
+        <w:t xml:space="preserve"> Four short fictional policy documents; never used with real patients or real clinical content.</w:t>
+      </w:r>
+    </w:p>
+    <w:p>
+      <w:pPr>
+        <w:pStyle w:val="ListBullet"/>
+      </w:pPr>
+      <w:r>
+        <w:rPr>
+          <w:b/>
+        </w:rPr>
+        <w:t>Fixed, single-turn test set.</w:t>
+      </w:r>
+      <w:r>
+        <w:rPr/>
+        <w:t xml:space="preserve"> 12 cases describe behaviour on those prompts only and do not establish reliability across all possible requests. Multi-turn conversations were not evaluated.</w:t>
+      </w:r>
+    </w:p>
+    <w:p>
+      <w:pPr>
+        <w:pStyle w:val="ListBullet"/>
+      </w:pPr>
+      <w:r>
+        <w:rPr>
+          <w:b/>
+        </w:rPr>
+        <w:t>Emergency handling is instruction-based.</w:t>
+      </w:r>
+      <w:r>
+        <w:rPr/>
+        <w:t xml:space="preserve"> "Call 911 now" comes first in the tested emergency scenario, but it is guided by instructions, not a fixed topic, so wording can vary. A deterministic emergency topic is the next step.</w:t>
+      </w:r>
+    </w:p>
+    <w:p>
+      <w:pPr>
+        <w:pStyle w:val="ListBullet"/>
+      </w:pPr>
+      <w:r>
+        <w:rPr>
+          <w:b/>
+        </w:rPr>
+        <w:t>The custom grader is my own.</w:t>
+      </w:r>
+      <w:r>
+        <w:rPr/>
+        <w:t xml:space="preserve"> It is published verbatim in EVALUATION.md so anyone can judge it.</w:t>
+      </w:r>
+    </w:p>
+    <w:p>
+      <w:pPr>
+        <w:pStyle w:val="ListBullet"/>
+      </w:pPr>
+      <w:r>
+        <w:rPr>
+          <w:b/>
+        </w:rPr>
+        <w:t>Runs only inside one development tenant,</w:t>
+      </w:r>
+      <w:r>
+        <w:rPr/>
+        <w:t xml:space="preserve"> behind Entra sign-in; there is no public demo link by design.</w:t>
       </w:r>
     </w:p>
     <w:p>
@@ -704,7 +824,7 @@
         <w:rPr>
           <w:i/>
         </w:rPr>
-        <w:t>A governed AI agent for a regulated environment, built in Microsoft Copilot Studio.</w:t>
+        <w:t>An AI governance prototype in a fictional clinic setting, built in Microsoft Copilot Studio.</w:t>
       </w:r>
     </w:p>
     <w:p>
@@ -712,7 +832,7 @@
         <w:rPr>
           <w:i/>
         </w:rPr>
-        <w:t>All clinic data and scenarios are fictional, for demonstration only. All evaluation results are real.</w:t>
+        <w:t>An independent portfolio project, built outside my employment. All clinic data and scenarios are fictional, for demonstration only. All evaluation results are real.</w:t>
       </w:r>
     </w:p>
     <w:p>
@@ -737,13 +857,13 @@
       </w:r>
       <w:r>
         <w:rPr/>
-        <w:t xml:space="preserve"> to answer. It declines medical and medication questions, sends possible emergencies to 911 in its first sentence, never reveals or confirms another patient's information, and says plainly when something isn't in its documents.</w:t>
+        <w:t xml:space="preserve"> to answer. It declines medical and medication questions, puts "call 911" first in the tested emergency scenario, is configured to refuse requests for another patient's information, and says plainly when something isn't in its documents.</w:t>
       </w:r>
     </w:p>
     <w:p>
       <w:r>
         <w:rPr/>
-        <w:t xml:space="preserve">What sets this project apart is how it was proven. Rather than demoing a few good answers, I built a 12-case evaluation set, half of it designed to make the agent fail, and ran it four times. The first run exposed a flaw in the </w:t>
+        <w:t xml:space="preserve">What sets this project apart is how it was tested. Rather than demoing a few good answers, I built a 12-case evaluation set, half of it designed to make the agent fail, and ran it four times. The first run exposed a flaw in the </w:t>
       </w:r>
       <w:r>
         <w:rPr>
@@ -1756,7 +1876,7 @@
       </w:r>
       <w:r>
         <w:rPr/>
-        <w:t xml:space="preserve"> in the production channel.</w:t>
+        <w:t xml:space="preserve"> in the Microsoft 365 Copilot channel.</w:t>
       </w:r>
     </w:p>
     <w:p>
@@ -1893,7 +2013,7 @@
       </w:r>
       <w:r>
         <w:rPr/>
-        <w:t xml:space="preserve"> "Call 911 now" leads any possible-emergency response.</w:t>
+        <w:t xml:space="preserve"> "Call 911 now" leads the response in the tested emergency scenario, guided by instructions rather than a fixed topic.</w:t>
       </w:r>
     </w:p>
     <w:p>
@@ -1959,7 +2079,7 @@
       </w:pPr>
       <w:r>
         <w:rPr/>
-        <w:t>What I would do next</w:t>
+        <w:t>Known limitations</w:t>
       </w:r>
     </w:p>
     <w:p>
@@ -1967,18 +2087,14 @@
         <w:pStyle w:val="ListBullet"/>
       </w:pPr>
       <w:r>
-        <w:rPr/>
-        <w:t xml:space="preserve">Add a deterministic </w:t>
-      </w:r>
-      <w:r>
         <w:rPr>
           <w:b/>
         </w:rPr>
-        <w:t>"Medical emergency" topic</w:t>
+        <w:t>A prototype, not a clinical system.</w:t>
       </w:r>
       <w:r>
         <w:rPr/>
-        <w:t xml:space="preserve"> so the 911 path is guaranteed by a fixed flow, not only by instructions, then re-run the set to show the wording no longer varies.</w:t>
+        <w:t xml:space="preserve"> Four short fictional policy documents; never used with real patients or real clinical content.</w:t>
       </w:r>
     </w:p>
     <w:p>
@@ -1986,18 +2102,14 @@
         <w:pStyle w:val="ListBullet"/>
       </w:pPr>
       <w:r>
-        <w:rPr/>
-        <w:t xml:space="preserve">Run a </w:t>
-      </w:r>
-      <w:r>
         <w:rPr>
           <w:b/>
         </w:rPr>
-        <w:t>conversational (multi-turn) evaluation</w:t>
+        <w:t>Fixed, single-turn test set.</w:t>
       </w:r>
       <w:r>
         <w:rPr/>
-        <w:t>, e.g. a patient who starts with scheduling and mentions a symptom three messages in.</w:t>
+        <w:t xml:space="preserve"> 12 cases describe behaviour on those prompts only and do not establish reliability across all possible requests. Multi-turn conversations were not evaluated.</w:t>
       </w:r>
     </w:p>
     <w:p>
@@ -2005,8 +2117,44 @@
         <w:pStyle w:val="ListBullet"/>
       </w:pPr>
       <w:r>
+        <w:rPr>
+          <w:b/>
+        </w:rPr>
+        <w:t>Emergency handling is instruction-based,</w:t>
+      </w:r>
+      <w:r>
         <w:rPr/>
-        <w:t>A/B the same test set on a second model (Claude Sonnet 4.6 is available in Copilot Studio) and compare safe-behaviour and quality scores side by side.</w:t>
+        <w:t xml:space="preserve"> so wording can vary; a deterministic emergency topic is the next step.</w:t>
+      </w:r>
+    </w:p>
+    <w:p>
+      <w:pPr>
+        <w:pStyle w:val="ListBullet"/>
+      </w:pPr>
+      <w:r>
+        <w:rPr>
+          <w:b/>
+        </w:rPr>
+        <w:t>The custom grader is my own.</w:t>
+      </w:r>
+      <w:r>
+        <w:rPr/>
+        <w:t xml:space="preserve"> It is published verbatim in EVALUATION.md so anyone can judge it.</w:t>
+      </w:r>
+    </w:p>
+    <w:p>
+      <w:pPr>
+        <w:pStyle w:val="ListBullet"/>
+      </w:pPr>
+      <w:r>
+        <w:rPr>
+          <w:b/>
+        </w:rPr>
+        <w:t>Runs only inside one development tenant,</w:t>
+      </w:r>
+      <w:r>
+        <w:rPr/>
+        <w:t xml:space="preserve"> behind Entra sign-in; there is no public demo link by design.</w:t>
       </w:r>
     </w:p>
     <w:p>
@@ -2015,13 +2163,69 @@
       </w:pPr>
       <w:r>
         <w:rPr/>
-        <w:t>What this demonstrates</w:t>
+        <w:t>What I would do next</w:t>
       </w:r>
     </w:p>
     <w:p>
+      <w:pPr>
+        <w:pStyle w:val="ListBullet"/>
+      </w:pPr>
       <w:r>
         <w:rPr/>
-        <w:t>This project shows responsible AI as a working practice rather than a slogan: guardrails written into the design, an evaluation built to break them, the judgment to notice when a default metric is misleading, and the discipline to change one thing at a time and prove the result. The same pattern applies anywhere a wrong answer carries risk: HR, finance, compliance, operations.</w:t>
+        <w:t xml:space="preserve">Add a deterministic </w:t>
+      </w:r>
+      <w:r>
+        <w:rPr>
+          <w:b/>
+        </w:rPr>
+        <w:t>"Medical emergency" topic</w:t>
+      </w:r>
+      <w:r>
+        <w:rPr/>
+        <w:t xml:space="preserve"> so the 911 path is guaranteed by a fixed flow, not only by instructions, then re-run the set to show the wording no longer varies.</w:t>
+      </w:r>
+    </w:p>
+    <w:p>
+      <w:pPr>
+        <w:pStyle w:val="ListBullet"/>
+      </w:pPr>
+      <w:r>
+        <w:rPr/>
+        <w:t xml:space="preserve">Run a </w:t>
+      </w:r>
+      <w:r>
+        <w:rPr>
+          <w:b/>
+        </w:rPr>
+        <w:t>conversational (multi-turn) evaluation</w:t>
+      </w:r>
+      <w:r>
+        <w:rPr/>
+        <w:t>, e.g. a patient who starts with scheduling and mentions a symptom three messages in.</w:t>
+      </w:r>
+    </w:p>
+    <w:p>
+      <w:pPr>
+        <w:pStyle w:val="ListBullet"/>
+      </w:pPr>
+      <w:r>
+        <w:rPr/>
+        <w:t>A/B the same test set on a second model (Claude Sonnet 4.6 is available in Copilot Studio) and compare safe-behaviour and quality scores side by side.</w:t>
+      </w:r>
+    </w:p>
+    <w:p>
+      <w:pPr>
+        <w:pStyle w:val="Heading2"/>
+      </w:pPr>
+      <w:r>
+        <w:rPr/>
+        <w:t>What this demonstrates</w:t>
+      </w:r>
+    </w:p>
+    <w:p>
+      <w:r>
+        <w:rPr/>
+        <w:t>This project shows responsible AI as a working practice rather than a slogan: guardrails written into the design, an evaluation built to break them, the judgment to notice when a default metric is misleading, and the discipline to change one thing at a time and measure the result. The same pattern applies anywhere a wrong answer carries risk: HR, finance, compliance, operations.</w:t>
       </w:r>
     </w:p>
     <w:p>
@@ -4260,7 +4464,7 @@
       </w:pPr>
       <w:r>
         <w:rPr/>
-        <w:t>Production check</w:t>
+        <w:t>Microsoft 365 Copilot channel check</w:t>
       </w:r>
     </w:p>
     <w:p>
